--- a/tillsyn/S 3289-2025 tillsynsbegäran.docx
+++ b/tillsyn/S 3289-2025 tillsynsbegäran.docx
@@ -22,7 +22,7 @@
       <w:r>
         <w:drawing>
           <wp:inline xmlns:a="http://schemas.openxmlformats.org/drawingml/2006/main" xmlns:pic="http://schemas.openxmlformats.org/drawingml/2006/picture">
-            <wp:extent cx="5486400" cy="3787690"/>
+            <wp:extent cx="5486400" cy="3685880"/>
             <wp:docPr id="1" name="Picture 1"/>
             <wp:cNvGraphicFramePr>
               <a:graphicFrameLocks noChangeAspect="1"/>
@@ -43,7 +43,7 @@
                   <pic:spPr>
                     <a:xfrm>
                       <a:off x="0" y="0"/>
-                      <a:ext cx="5486400" cy="3787690"/>
+                      <a:ext cx="5486400" cy="3685880"/>
                     </a:xfrm>
                     <a:prstGeom prst="rect"/>
                   </pic:spPr>
@@ -60,12 +60,12 @@
         <w:spacing w:after="240"/>
       </w:pPr>
       <w:r>
-        <w:t>Figur 1. Fyndplatser för naturvårdsarter i och inom 10 meter från samrådsanmälan. Markörer utan svart kant är placerade på fyndplatsen. Markörer med svart kant är placerade vid sidan av fyndplatsen och har ett svart streck som visar fyndplatsens exakta position. Kartans mittpunktskoordinat är N 7036147, E 488248 i SWEREF 99 TM.</w:t>
+        <w:t>Figur 1. Fyndplatser för naturvårdsarter i och inom 23 meter från samrådsanmälan. Markörer utan svart kant är placerade på fyndplatsen. Markörer med svart kant är placerade vid sidan av fyndplatsen och har ett svart streck som visar fyndplatsens exakta position. Kartans mittpunktskoordinat är N 7036147, E 488248 i SWEREF 99 TM.</w:t>
       </w:r>
     </w:p>
     <w:p>
       <w:r>
-        <w:t>I och inom 10 meter från samrådsanmälan finns fynd av 8 naturvårdsarter, varav 7 är rödlistade, 2 är fridlysta, 6 är typiska (T) och 1 är signalart (S): garnlav (VU, T), kolflarnlav (NT, T), slåtterfibbla (NT, T), talltagel (NT, T), talltita (NT, §4), tretåig hackspett (NT, T, §4), vitgrynig nållav (NT) och skinnlav (S, T). Se Figur 1.</w:t>
+        <w:t>I och inom 23 meter från samrådsanmälan finns fynd av 10 naturvårdsarter, varav 8 är rödlistade, 3 är fridlysta, 7 är typiska (T) och 1 är signalart (S): garnlav (VU, T), violett guldvinge (VU, §4a), kolflarnlav (NT, T), slåtterfibbla (NT, T), talltagel (NT, T), talltita (NT, §4), tretåig hackspett (NT, T, §4), vitgrynig nållav (NT), skinnlav (S, T) och kattfot (T). Se Figur 1.</w:t>
       </w:r>
     </w:p>
     <w:p>
@@ -283,25 +283,32 @@
       </w:r>
     </w:p>
     <w:p>
-      <w:pPr>
-        <w:pStyle w:val="Heading1"/>
-      </w:pPr>
-      <w:r>
-        <w:t>EU:s fågeldirektiv</w:t>
-      </w:r>
-    </w:p>
-    <w:p>
-      <w:r>
-        <w:t xml:space="preserve">Europeiska unionens medlemsländer är skyldiga att agera i enlighet med EU:s fågeldirektiv där det uttryckligen står att direktivet gäller för fåglar samt för deras ägg, bon och </w:t>
-      </w:r>
       <w:r>
         <w:rPr>
           <w:b/>
         </w:rPr>
-        <w:t xml:space="preserve">livsmiljöer </w:t>
-      </w:r>
-      <w:r>
-        <w:t>(artikel 1). Vidare att de åtgärder som vidtas inte får leda till en försämring av den nuvarande situationen beträffande bevarandet av de fågelarter som avses i artikel 1 (artikel 13). Fågeldirektivet är styrande för tillsynsansvariga myndigheters ärendehantering, ställningstaganden och beslutsfattande.</w:t>
+        <w:t xml:space="preserve">Kattfot </w:t>
+      </w:r>
+      <w:r>
+        <w:t xml:space="preserve">är typisk art för </w:t>
+      </w:r>
+      <w:r>
+        <w:rPr>
+          <w:i/>
+        </w:rPr>
+        <w:t>9060 Åsbarrskog, 9070 Trädklädd betesmark, 6530 Lövängar, 6170 Alpina kalkgräsmarker, 6230 Stagg-gräsmarker, 6520 Höglänta slåtterängar, 1610 Åsöar i Östersjön, 4030 Torra hedar, 5130 Enbuskmarker, 6270 Silikatgräsmarker, 6510 Slåtterängar i låglandet</w:t>
+      </w:r>
+      <w:r>
+        <w:t xml:space="preserve"> och </w:t>
+      </w:r>
+      <w:r>
+        <w:rPr>
+          <w:i/>
+        </w:rPr>
+        <w:t>8230 Hällmarkstorräng</w:t>
+      </w:r>
+      <w:r>
+        <w:t>. Kattfot är värdväxt för bland annat de rödlistade fjärilarna kattfotsfjädermott (VU), kattfotssmåstävmal (VU), kattfotssäckmal (VU) och leverplattmal (VU) (SLU Artdatabanken, 2026).</w:t>
       </w:r>
     </w:p>
     <w:p>
@@ -309,17 +316,39 @@
         <w:pStyle w:val="Heading1"/>
       </w:pPr>
       <w:r>
-        <w:t>Typiska arter och EU:s art- och habitatdirektiv</w:t>
+        <w:t>EU:s fågeldirektiv</w:t>
       </w:r>
     </w:p>
     <w:p>
       <w:r>
-        <w:t>Typiska arter används för att lokalisera områden med gynnsam bevarandestatus för de naturtyper som är listade i EU:s art- och habitatdirektiv. Ett exempel är Västlig taiga (EU-kod 9010) som saknar gynnsam bevarandestatus och minskar starkt som naturtyp i Sverige. Naturvårdsverket skriver i sin vägledning för Västlig taiga att dylika miljöer förutsätter normalt att skogarna skyddas långsiktigt, eftersom skogsbruk inte är förenligt med bevarande av naturtypen i gynnsamt tillstånd (Naturvårdsverket, 2011).</w:t>
+        <w:t xml:space="preserve">Europeiska unionens medlemsländer är skyldiga att agera i enlighet med EU:s fågeldirektiv där det uttryckligen står att direktivet gäller för fåglar samt för deras ägg, bon och </w:t>
+      </w:r>
+      <w:r>
+        <w:rPr>
+          <w:b/>
+        </w:rPr>
+        <w:t xml:space="preserve">livsmiljöer </w:t>
+      </w:r>
+      <w:r>
+        <w:t>(artikel 1). Vidare att de åtgärder som vidtas inte får leda till en försämring av den nuvarande situationen beträffande bevarandet av de fågelarter som avses i artikel 1 (artikel 13). Fågeldirektivet är styrande för tillsynsansvariga myndigheters ärendehantering, ställningstaganden och beslutsfattande.</w:t>
       </w:r>
     </w:p>
     <w:p>
-      <w:r>
-        <w:t>Följande typiska arter har sina livsmiljöer och växtplatser i den samrådsanmälda skogen: garnlav (VU, T), kolflarnlav (NT, T), slåtterfibbla (NT, T), talltagel (NT, T), tretåig hackspett (NT, T, §4) och skinnlav (S, T).</w:t>
+      <w:pPr>
+        <w:pStyle w:val="Heading1"/>
+      </w:pPr>
+      <w:r>
+        <w:t>Typiska arter och EU:s art- och habitatdirektiv</w:t>
+      </w:r>
+    </w:p>
+    <w:p>
+      <w:r>
+        <w:t>Typiska arter används för att lokalisera områden med gynnsam bevarandestatus för de naturtyper som är listade i EU:s art- och habitatdirektiv. Ett exempel är Västlig taiga (EU-kod 9010) som saknar gynnsam bevarandestatus och minskar starkt som naturtyp i Sverige. Naturvårdsverket skriver i sin vägledning för Västlig taiga att dylika miljöer förutsätter normalt att skogarna skyddas långsiktigt, eftersom skogsbruk inte är förenligt med bevarande av naturtypen i gynnsamt tillstånd (Naturvårdsverket, 2011).</w:t>
+      </w:r>
+    </w:p>
+    <w:p>
+      <w:r>
+        <w:t>Följande typiska arter har sina livsmiljöer och växtplatser i den samrådsanmälda skogen: garnlav (VU, T), kolflarnlav (NT, T), slåtterfibbla (NT, T), talltagel (NT, T), tretåig hackspett (NT, T, §4), skinnlav (S, T) och kattfot (T).</w:t>
       </w:r>
     </w:p>
     <w:p>
@@ -1086,7 +1115,7 @@
     <w:r>
       <w:tab/>
       <w:tab/>
-      <w:t>2026-09-14</w:t>
+      <w:t>2026-09-15</w:t>
       <w:br/>
       <w:br/>
     </w:r>

--- a/tillsyn/S 3289-2025 tillsynsbegäran.docx
+++ b/tillsyn/S 3289-2025 tillsynsbegäran.docx
@@ -1115,7 +1115,7 @@
     <w:r>
       <w:tab/>
       <w:tab/>
-      <w:t>2026-09-15</w:t>
+      <w:t>2026-09-16</w:t>
       <w:br/>
       <w:br/>
     </w:r>

--- a/tillsyn/S 3289-2025 tillsynsbegäran.docx
+++ b/tillsyn/S 3289-2025 tillsynsbegäran.docx
@@ -1115,7 +1115,7 @@
     <w:r>
       <w:tab/>
       <w:tab/>
-      <w:t>2026-09-16</w:t>
+      <w:t>2026-09-17</w:t>
       <w:br/>
       <w:br/>
     </w:r>

--- a/tillsyn/S 3289-2025 tillsynsbegäran.docx
+++ b/tillsyn/S 3289-2025 tillsynsbegäran.docx
@@ -1115,7 +1115,7 @@
     <w:r>
       <w:tab/>
       <w:tab/>
-      <w:t>2026-09-17</w:t>
+      <w:t>2026-09-18</w:t>
       <w:br/>
       <w:br/>
     </w:r>

--- a/tillsyn/S 3289-2025 tillsynsbegäran.docx
+++ b/tillsyn/S 3289-2025 tillsynsbegäran.docx
@@ -1115,7 +1115,7 @@
     <w:r>
       <w:tab/>
       <w:tab/>
-      <w:t>2026-09-18</w:t>
+      <w:t>2026-09-19</w:t>
       <w:br/>
       <w:br/>
     </w:r>

--- a/tillsyn/S 3289-2025 tillsynsbegäran.docx
+++ b/tillsyn/S 3289-2025 tillsynsbegäran.docx
@@ -1115,7 +1115,7 @@
     <w:r>
       <w:tab/>
       <w:tab/>
-      <w:t>2026-09-19</w:t>
+      <w:t>2026-09-21</w:t>
       <w:br/>
       <w:br/>
     </w:r>

--- a/tillsyn/S 3289-2025 tillsynsbegäran.docx
+++ b/tillsyn/S 3289-2025 tillsynsbegäran.docx
@@ -1115,7 +1115,7 @@
     <w:r>
       <w:tab/>
       <w:tab/>
-      <w:t>2026-09-21</w:t>
+      <w:t>2026-09-23</w:t>
       <w:br/>
       <w:br/>
     </w:r>

--- a/tillsyn/S 3289-2025 tillsynsbegäran.docx
+++ b/tillsyn/S 3289-2025 tillsynsbegäran.docx
@@ -1115,7 +1115,7 @@
     <w:r>
       <w:tab/>
       <w:tab/>
-      <w:t>2026-09-23</w:t>
+      <w:t>2026-09-24</w:t>
       <w:br/>
       <w:br/>
     </w:r>

--- a/tillsyn/S 3289-2025 tillsynsbegäran.docx
+++ b/tillsyn/S 3289-2025 tillsynsbegäran.docx
@@ -1115,7 +1115,7 @@
     <w:r>
       <w:tab/>
       <w:tab/>
-      <w:t>2026-09-24</w:t>
+      <w:t>2026-09-25</w:t>
       <w:br/>
       <w:br/>
     </w:r>

--- a/tillsyn/S 3289-2025 tillsynsbegäran.docx
+++ b/tillsyn/S 3289-2025 tillsynsbegäran.docx
@@ -1115,7 +1115,7 @@
     <w:r>
       <w:tab/>
       <w:tab/>
-      <w:t>2026-09-25</w:t>
+      <w:t>2026-09-26</w:t>
       <w:br/>
       <w:br/>
     </w:r>

--- a/tillsyn/S 3289-2025 tillsynsbegäran.docx
+++ b/tillsyn/S 3289-2025 tillsynsbegäran.docx
@@ -1115,7 +1115,7 @@
     <w:r>
       <w:tab/>
       <w:tab/>
-      <w:t>2026-09-26</w:t>
+      <w:t>2026-09-27</w:t>
       <w:br/>
       <w:br/>
     </w:r>

--- a/tillsyn/S 3289-2025 tillsynsbegäran.docx
+++ b/tillsyn/S 3289-2025 tillsynsbegäran.docx
@@ -1115,7 +1115,7 @@
     <w:r>
       <w:tab/>
       <w:tab/>
-      <w:t>2026-09-27</w:t>
+      <w:t>2026-09-28</w:t>
       <w:br/>
       <w:br/>
     </w:r>

--- a/tillsyn/S 3289-2025 tillsynsbegäran.docx
+++ b/tillsyn/S 3289-2025 tillsynsbegäran.docx
@@ -1115,7 +1115,7 @@
     <w:r>
       <w:tab/>
       <w:tab/>
-      <w:t>2026-09-28</w:t>
+      <w:t>2026-09-29</w:t>
       <w:br/>
       <w:br/>
     </w:r>

--- a/tillsyn/S 3289-2025 tillsynsbegäran.docx
+++ b/tillsyn/S 3289-2025 tillsynsbegäran.docx
@@ -1115,7 +1115,7 @@
     <w:r>
       <w:tab/>
       <w:tab/>
-      <w:t>2026-09-29</w:t>
+      <w:t>2026-09-30</w:t>
       <w:br/>
       <w:br/>
     </w:r>

--- a/tillsyn/S 3289-2025 tillsynsbegäran.docx
+++ b/tillsyn/S 3289-2025 tillsynsbegäran.docx
@@ -1115,7 +1115,7 @@
     <w:r>
       <w:tab/>
       <w:tab/>
-      <w:t>2026-09-30</w:t>
+      <w:t>2026-10-01</w:t>
       <w:br/>
       <w:br/>
     </w:r>

--- a/tillsyn/S 3289-2025 tillsynsbegäran.docx
+++ b/tillsyn/S 3289-2025 tillsynsbegäran.docx
@@ -1115,7 +1115,7 @@
     <w:r>
       <w:tab/>
       <w:tab/>
-      <w:t>2026-10-01</w:t>
+      <w:t>2026-10-02</w:t>
       <w:br/>
       <w:br/>
     </w:r>

--- a/tillsyn/S 3289-2025 tillsynsbegäran.docx
+++ b/tillsyn/S 3289-2025 tillsynsbegäran.docx
@@ -1115,7 +1115,7 @@
     <w:r>
       <w:tab/>
       <w:tab/>
-      <w:t>2026-10-02</w:t>
+      <w:t>2026-10-03</w:t>
       <w:br/>
       <w:br/>
     </w:r>

--- a/tillsyn/S 3289-2025 tillsynsbegäran.docx
+++ b/tillsyn/S 3289-2025 tillsynsbegäran.docx
@@ -1115,7 +1115,7 @@
     <w:r>
       <w:tab/>
       <w:tab/>
-      <w:t>2026-10-03</w:t>
+      <w:t>2026-10-04</w:t>
       <w:br/>
       <w:br/>
     </w:r>

--- a/tillsyn/S 3289-2025 tillsynsbegäran.docx
+++ b/tillsyn/S 3289-2025 tillsynsbegäran.docx
@@ -1115,7 +1115,7 @@
     <w:r>
       <w:tab/>
       <w:tab/>
-      <w:t>2026-10-04</w:t>
+      <w:t>2026-10-05</w:t>
       <w:br/>
       <w:br/>
     </w:r>

--- a/tillsyn/S 3289-2025 tillsynsbegäran.docx
+++ b/tillsyn/S 3289-2025 tillsynsbegäran.docx
@@ -1115,7 +1115,7 @@
     <w:r>
       <w:tab/>
       <w:tab/>
-      <w:t>2026-10-05</w:t>
+      <w:t>2026-10-06</w:t>
       <w:br/>
       <w:br/>
     </w:r>

--- a/tillsyn/S 3289-2025 tillsynsbegäran.docx
+++ b/tillsyn/S 3289-2025 tillsynsbegäran.docx
@@ -1115,7 +1115,7 @@
     <w:r>
       <w:tab/>
       <w:tab/>
-      <w:t>2026-10-06</w:t>
+      <w:t>2026-10-07</w:t>
       <w:br/>
       <w:br/>
     </w:r>

--- a/tillsyn/S 3289-2025 tillsynsbegäran.docx
+++ b/tillsyn/S 3289-2025 tillsynsbegäran.docx
@@ -1115,7 +1115,7 @@
     <w:r>
       <w:tab/>
       <w:tab/>
-      <w:t>2026-10-07</w:t>
+      <w:t>2026-10-08</w:t>
       <w:br/>
       <w:br/>
     </w:r>

--- a/tillsyn/S 3289-2025 tillsynsbegäran.docx
+++ b/tillsyn/S 3289-2025 tillsynsbegäran.docx
@@ -1115,7 +1115,7 @@
     <w:r>
       <w:tab/>
       <w:tab/>
-      <w:t>2026-10-08</w:t>
+      <w:t>2026-10-09</w:t>
       <w:br/>
       <w:br/>
     </w:r>

--- a/tillsyn/S 3289-2025 tillsynsbegäran.docx
+++ b/tillsyn/S 3289-2025 tillsynsbegäran.docx
@@ -1115,7 +1115,7 @@
     <w:r>
       <w:tab/>
       <w:tab/>
-      <w:t>2026-10-09</w:t>
+      <w:t>2026-10-10</w:t>
       <w:br/>
       <w:br/>
     </w:r>

--- a/tillsyn/S 3289-2025 tillsynsbegäran.docx
+++ b/tillsyn/S 3289-2025 tillsynsbegäran.docx
@@ -1115,7 +1115,7 @@
     <w:r>
       <w:tab/>
       <w:tab/>
-      <w:t>2026-10-10</w:t>
+      <w:t>2026-10-11</w:t>
       <w:br/>
       <w:br/>
     </w:r>

--- a/tillsyn/S 3289-2025 tillsynsbegäran.docx
+++ b/tillsyn/S 3289-2025 tillsynsbegäran.docx
@@ -1115,7 +1115,7 @@
     <w:r>
       <w:tab/>
       <w:tab/>
-      <w:t>2026-10-11</w:t>
+      <w:t>2026-10-12</w:t>
       <w:br/>
       <w:br/>
     </w:r>

--- a/tillsyn/S 3289-2025 tillsynsbegäran.docx
+++ b/tillsyn/S 3289-2025 tillsynsbegäran.docx
@@ -1115,7 +1115,7 @@
     <w:r>
       <w:tab/>
       <w:tab/>
-      <w:t>2026-10-12</w:t>
+      <w:t>2026-10-13</w:t>
       <w:br/>
       <w:br/>
     </w:r>

--- a/tillsyn/S 3289-2025 tillsynsbegäran.docx
+++ b/tillsyn/S 3289-2025 tillsynsbegäran.docx
@@ -1115,7 +1115,7 @@
     <w:r>
       <w:tab/>
       <w:tab/>
-      <w:t>2026-10-13</w:t>
+      <w:t>2026-10-14</w:t>
       <w:br/>
       <w:br/>
     </w:r>

--- a/tillsyn/S 3289-2025 tillsynsbegäran.docx
+++ b/tillsyn/S 3289-2025 tillsynsbegäran.docx
@@ -1115,7 +1115,7 @@
     <w:r>
       <w:tab/>
       <w:tab/>
-      <w:t>2026-10-14</w:t>
+      <w:t>2026-10-15</w:t>
       <w:br/>
       <w:br/>
     </w:r>

--- a/tillsyn/S 3289-2025 tillsynsbegäran.docx
+++ b/tillsyn/S 3289-2025 tillsynsbegäran.docx
@@ -1115,7 +1115,7 @@
     <w:r>
       <w:tab/>
       <w:tab/>
-      <w:t>2026-10-15</w:t>
+      <w:t>2026-10-16</w:t>
       <w:br/>
       <w:br/>
     </w:r>

--- a/tillsyn/S 3289-2025 tillsynsbegäran.docx
+++ b/tillsyn/S 3289-2025 tillsynsbegäran.docx
@@ -1115,7 +1115,7 @@
     <w:r>
       <w:tab/>
       <w:tab/>
-      <w:t>2026-10-16</w:t>
+      <w:t>2026-10-17</w:t>
       <w:br/>
       <w:br/>
     </w:r>

--- a/tillsyn/S 3289-2025 tillsynsbegäran.docx
+++ b/tillsyn/S 3289-2025 tillsynsbegäran.docx
@@ -1115,7 +1115,7 @@
     <w:r>
       <w:tab/>
       <w:tab/>
-      <w:t>2026-10-17</w:t>
+      <w:t>2026-10-18</w:t>
       <w:br/>
       <w:br/>
     </w:r>

--- a/tillsyn/S 3289-2025 tillsynsbegäran.docx
+++ b/tillsyn/S 3289-2025 tillsynsbegäran.docx
@@ -1115,7 +1115,7 @@
     <w:r>
       <w:tab/>
       <w:tab/>
-      <w:t>2026-10-18</w:t>
+      <w:t>2026-10-19</w:t>
       <w:br/>
       <w:br/>
     </w:r>

--- a/tillsyn/S 3289-2025 tillsynsbegäran.docx
+++ b/tillsyn/S 3289-2025 tillsynsbegäran.docx
@@ -1115,7 +1115,7 @@
     <w:r>
       <w:tab/>
       <w:tab/>
-      <w:t>2026-10-19</w:t>
+      <w:t>2026-10-20</w:t>
       <w:br/>
       <w:br/>
     </w:r>

--- a/tillsyn/S 3289-2025 tillsynsbegäran.docx
+++ b/tillsyn/S 3289-2025 tillsynsbegäran.docx
@@ -1115,7 +1115,7 @@
     <w:r>
       <w:tab/>
       <w:tab/>
-      <w:t>2026-10-20</w:t>
+      <w:t>2026-10-21</w:t>
       <w:br/>
       <w:br/>
     </w:r>

--- a/tillsyn/S 3289-2025 tillsynsbegäran.docx
+++ b/tillsyn/S 3289-2025 tillsynsbegäran.docx
@@ -1115,7 +1115,7 @@
     <w:r>
       <w:tab/>
       <w:tab/>
-      <w:t>2026-10-21</w:t>
+      <w:t>2026-10-22</w:t>
       <w:br/>
       <w:br/>
     </w:r>

--- a/tillsyn/S 3289-2025 tillsynsbegäran.docx
+++ b/tillsyn/S 3289-2025 tillsynsbegäran.docx
@@ -1115,7 +1115,7 @@
     <w:r>
       <w:tab/>
       <w:tab/>
-      <w:t>2026-10-22</w:t>
+      <w:t>2026-10-23</w:t>
       <w:br/>
       <w:br/>
     </w:r>

--- a/tillsyn/S 3289-2025 tillsynsbegäran.docx
+++ b/tillsyn/S 3289-2025 tillsynsbegäran.docx
@@ -1115,7 +1115,7 @@
     <w:r>
       <w:tab/>
       <w:tab/>
-      <w:t>2026-10-23</w:t>
+      <w:t>2026-10-24</w:t>
       <w:br/>
       <w:br/>
     </w:r>

--- a/tillsyn/S 3289-2025 tillsynsbegäran.docx
+++ b/tillsyn/S 3289-2025 tillsynsbegäran.docx
@@ -1115,7 +1115,7 @@
     <w:r>
       <w:tab/>
       <w:tab/>
-      <w:t>2026-10-24</w:t>
+      <w:t>2026-10-25</w:t>
       <w:br/>
       <w:br/>
     </w:r>

--- a/tillsyn/S 3289-2025 tillsynsbegäran.docx
+++ b/tillsyn/S 3289-2025 tillsynsbegäran.docx
@@ -1115,7 +1115,7 @@
     <w:r>
       <w:tab/>
       <w:tab/>
-      <w:t>2026-10-25</w:t>
+      <w:t>2026-10-26</w:t>
       <w:br/>
       <w:br/>
     </w:r>

--- a/tillsyn/S 3289-2025 tillsynsbegäran.docx
+++ b/tillsyn/S 3289-2025 tillsynsbegäran.docx
@@ -1115,7 +1115,7 @@
     <w:r>
       <w:tab/>
       <w:tab/>
-      <w:t>2026-10-26</w:t>
+      <w:t>2026-10-27</w:t>
       <w:br/>
       <w:br/>
     </w:r>

--- a/tillsyn/S 3289-2025 tillsynsbegäran.docx
+++ b/tillsyn/S 3289-2025 tillsynsbegäran.docx
@@ -1115,7 +1115,7 @@
     <w:r>
       <w:tab/>
       <w:tab/>
-      <w:t>2026-10-27</w:t>
+      <w:t>2026-10-28</w:t>
       <w:br/>
       <w:br/>
     </w:r>

--- a/tillsyn/S 3289-2025 tillsynsbegäran.docx
+++ b/tillsyn/S 3289-2025 tillsynsbegäran.docx
@@ -1115,7 +1115,7 @@
     <w:r>
       <w:tab/>
       <w:tab/>
-      <w:t>2026-10-28</w:t>
+      <w:t>2026-10-29</w:t>
       <w:br/>
       <w:br/>
     </w:r>

--- a/tillsyn/S 3289-2025 tillsynsbegäran.docx
+++ b/tillsyn/S 3289-2025 tillsynsbegäran.docx
@@ -1115,7 +1115,7 @@
     <w:r>
       <w:tab/>
       <w:tab/>
-      <w:t>2026-10-29</w:t>
+      <w:t>2026-10-31</w:t>
       <w:br/>
       <w:br/>
     </w:r>
